--- a/Practical File/Practical-1-2-Sitemap-and-Wireframes-25DCS058.docx
+++ b/Practical File/Practical-1-2-Sitemap-and-Wireframes-25DCS058.docx
@@ -111,7 +111,7 @@
     </w:p>
     <w:p>
       <w:pPr>
-        <w:spacing w:after="240"/>
+        <w:spacing w:after="120"/>
         <w:jc w:val="center"/>
       </w:pPr>
       <w:r>
@@ -121,15 +121,31 @@
           <w:i w:val="0"/>
           <w:color w:val="1B365D"/>
           <w:sz w:val="48"/>
+          <w:u w:val="none"/>
         </w:rPr>
         <w:t>WEB DEVELOPMENT FRAMEWORKS</w:t>
-        <w:br/>
+      </w:r>
+    </w:p>
+    <w:p>
+      <w:pPr>
+        <w:spacing w:after="280"/>
+        <w:jc w:val="center"/>
+      </w:pPr>
+      <w:r>
+        <w:rPr>
+          <w:rFonts w:ascii="Calibri" w:hAnsi="Calibri"/>
+          <w:b/>
+          <w:i w:val="0"/>
+          <w:color w:val="1B365D"/>
+          <w:sz w:val="40"/>
+          <w:u w:val="single"/>
+        </w:rPr>
         <w:t>(ITUE203)</w:t>
       </w:r>
     </w:p>
     <w:p>
       <w:pPr>
-        <w:spacing w:after="800"/>
+        <w:spacing w:after="1200"/>
         <w:jc w:val="center"/>
       </w:pPr>
       <w:r>
@@ -138,21 +154,13 @@
           <w:b/>
           <w:i w:val="0"/>
           <w:color w:val="475569"/>
-          <w:sz w:val="30"/>
+          <w:sz w:val="27"/>
+          <w:u w:val="none"/>
         </w:rPr>
-        <w:t>COMBINED LAB PRACTICAL PORTFOLIO</w:t>
+        <w:t>COMBINED LAB PRACTICAL PORTFOLIO (PRACTICALS 1 - 2)</w:t>
         <w:br/>
-        <w:t>(SITE SITEMAP &amp; WIREFRAMES)</w:t>
+        <w:t>- SITE SITEMAP &amp; WIREFRAMES -</w:t>
       </w:r>
-    </w:p>
-    <w:p>
-      <w:pPr>
-        <w:spacing w:after="800"/>
-        <w:jc w:val="center"/>
-        <w:pBdr>
-          <w:bottom w:val="single" w:sz="18" w:space="1" w:color="1B365D"/>
-        </w:pBdr>
-      </w:pPr>
     </w:p>
     <w:p>
       <w:pPr>
@@ -165,7 +173,8 @@
           <w:b w:val="0"/>
           <w:i/>
           <w:color w:val="64748B"/>
-          <w:sz w:val="24"/>
+          <w:sz w:val="22"/>
+          <w:u w:val="none"/>
         </w:rPr>
         <w:t>Submitted By:</w:t>
       </w:r>
@@ -181,7 +190,8 @@
           <w:b/>
           <w:i w:val="0"/>
           <w:color w:val="0F172A"/>
-          <w:sz w:val="26"/>
+          <w:sz w:val="24"/>
+          <w:u w:val="none"/>
         </w:rPr>
         <w:t>Name: RUDRA | Enrollment ID: 25DCS058</w:t>
       </w:r>
@@ -197,7 +207,8 @@
           <w:b w:val="0"/>
           <w:i w:val="0"/>
           <w:color w:val="475569"/>
-          <w:sz w:val="22"/>
+          <w:sz w:val="21"/>
+          <w:u w:val="none"/>
         </w:rPr>
         <w:t>Devang Patel Institute of Advance Technology &amp; Research (DEPSTAR)</w:t>
       </w:r>
@@ -213,7 +224,8 @@
           <w:b w:val="0"/>
           <w:i w:val="0"/>
           <w:color w:val="475569"/>
-          <w:sz w:val="22"/>
+          <w:sz w:val="21"/>
+          <w:u w:val="none"/>
         </w:rPr>
         <w:t>Charotar University of Science and Technology (CHARUSAT)</w:t>
       </w:r>
@@ -236,6 +248,7 @@
           <w:i w:val="0"/>
           <w:color w:val="1B365D"/>
           <w:sz w:val="36"/>
+          <w:u w:val="none"/>
         </w:rPr>
         <w:t>1. Visual Site Sitemap Diagram</w:t>
       </w:r>
@@ -315,6 +328,7 @@
           <w:i/>
           <w:color w:val="64748B"/>
           <w:sz w:val="19"/>
+          <w:u w:val="none"/>
         </w:rPr>
         <w:t>Figure: Site Sitemap Hierarchy Diagram</w:t>
       </w:r>
@@ -332,8 +346,27 @@
           <w:i w:val="0"/>
           <w:color w:val="1B365D"/>
           <w:sz w:val="36"/>
+          <w:u w:val="none"/>
         </w:rPr>
-        <w:t>2. Low-Fidelity Wireframes Collage</w:t>
+        <w:t>2. Individual Page Wireframes</w:t>
+      </w:r>
+    </w:p>
+    <w:p>
+      <w:pPr>
+        <w:pStyle w:val="Heading2"/>
+        <w:keepNext/>
+        <w:spacing w:before="240" w:after="120"/>
+      </w:pPr>
+      <w:r>
+        <w:rPr>
+          <w:rFonts w:ascii="Calibri Light" w:hAnsi="Calibri Light"/>
+          <w:b/>
+          <w:i w:val="0"/>
+          <w:color w:val="475569"/>
+          <w:sz w:val="26"/>
+          <w:u w:val="none"/>
+        </w:rPr>
+        <w:t>Wireframe - Home Page (index.html)</w:t>
       </w:r>
     </w:p>
     <w:tbl>
@@ -364,7 +397,7 @@
             <w:r>
               <w:drawing>
                 <wp:inline xmlns:a="http://schemas.openxmlformats.org/drawingml/2006/main" xmlns:pic="http://schemas.openxmlformats.org/drawingml/2006/picture">
-                  <wp:extent cx="5303520" cy="9736931"/>
+                  <wp:extent cx="5303520" cy="7292340"/>
                   <wp:docPr id="4" name="Picture 4"/>
                   <wp:cNvGraphicFramePr>
                     <a:graphicFrameLocks noChangeAspect="1"/>
@@ -373,7 +406,7 @@
                     <a:graphicData uri="http://schemas.openxmlformats.org/drawingml/2006/picture">
                       <pic:pic>
                         <pic:nvPicPr>
-                          <pic:cNvPr id="0" name="studenthub_all_11_wireframes.png"/>
+                          <pic:cNvPr id="0" name="01_index_wireframe.png"/>
                           <pic:cNvPicPr/>
                         </pic:nvPicPr>
                         <pic:blipFill>
@@ -385,7 +418,7 @@
                         <pic:spPr>
                           <a:xfrm>
                             <a:off x="0" y="0"/>
-                            <a:ext cx="5303520" cy="9736931"/>
+                            <a:ext cx="5303520" cy="7292340"/>
                           </a:xfrm>
                           <a:prstGeom prst="rect"/>
                         </pic:spPr>
@@ -411,25 +444,9 @@
           <w:i/>
           <w:color w:val="64748B"/>
           <w:sz w:val="19"/>
+          <w:u w:val="none"/>
         </w:rPr>
-        <w:t>Figure: Visual Wireframe Collage</w:t>
-      </w:r>
-    </w:p>
-    <w:p>
-      <w:pPr>
-        <w:pStyle w:val="Heading1"/>
-        <w:keepNext/>
-        <w:spacing w:before="240" w:after="120"/>
-      </w:pPr>
-      <w:r>
-        <w:rPr>
-          <w:rFonts w:ascii="Calibri Light" w:hAnsi="Calibri Light"/>
-          <w:b/>
-          <w:i w:val="0"/>
-          <w:color w:val="1B365D"/>
-          <w:sz w:val="36"/>
-        </w:rPr>
-        <w:t>3. Individual Page Wireframes</w:t>
+        <w:t>Figure: Low-Fidelity Wireframe Blueprint for Home Page</w:t>
       </w:r>
     </w:p>
     <w:p>
@@ -445,8 +462,9 @@
           <w:i w:val="0"/>
           <w:color w:val="475569"/>
           <w:sz w:val="26"/>
+          <w:u w:val="none"/>
         </w:rPr>
-        <w:t>Wireframe - Home Page (index.html)</w:t>
+        <w:t>Wireframe - About Us Page (about.html)</w:t>
       </w:r>
     </w:p>
     <w:tbl>
@@ -486,7 +504,7 @@
                     <a:graphicData uri="http://schemas.openxmlformats.org/drawingml/2006/picture">
                       <pic:pic>
                         <pic:nvPicPr>
-                          <pic:cNvPr id="0" name="01_index_wireframe.png"/>
+                          <pic:cNvPr id="0" name="02_about_wireframe.png"/>
                           <pic:cNvPicPr/>
                         </pic:nvPicPr>
                         <pic:blipFill>
@@ -524,8 +542,9 @@
           <w:i/>
           <w:color w:val="64748B"/>
           <w:sz w:val="19"/>
+          <w:u w:val="none"/>
         </w:rPr>
-        <w:t>Figure: Low-Fidelity Wireframe Blueprint for Home Page</w:t>
+        <w:t>Figure: Low-Fidelity Wireframe Blueprint for About Us Page</w:t>
       </w:r>
     </w:p>
     <w:p>
@@ -541,8 +560,9 @@
           <w:i w:val="0"/>
           <w:color w:val="475569"/>
           <w:sz w:val="26"/>
+          <w:u w:val="none"/>
         </w:rPr>
-        <w:t>Wireframe - About Us Page (about.html)</w:t>
+        <w:t>Wireframe - Student Registration Page (register.html)</w:t>
       </w:r>
     </w:p>
     <w:tbl>
@@ -582,7 +602,7 @@
                     <a:graphicData uri="http://schemas.openxmlformats.org/drawingml/2006/picture">
                       <pic:pic>
                         <pic:nvPicPr>
-                          <pic:cNvPr id="0" name="02_about_wireframe.png"/>
+                          <pic:cNvPr id="0" name="03_register_wireframe.png"/>
                           <pic:cNvPicPr/>
                         </pic:nvPicPr>
                         <pic:blipFill>
@@ -620,8 +640,9 @@
           <w:i/>
           <w:color w:val="64748B"/>
           <w:sz w:val="19"/>
+          <w:u w:val="none"/>
         </w:rPr>
-        <w:t>Figure: Low-Fidelity Wireframe Blueprint for About Us Page</w:t>
+        <w:t>Figure: Low-Fidelity Wireframe Blueprint for Student Registration Page</w:t>
       </w:r>
     </w:p>
     <w:p>
@@ -637,8 +658,9 @@
           <w:i w:val="0"/>
           <w:color w:val="475569"/>
           <w:sz w:val="26"/>
+          <w:u w:val="none"/>
         </w:rPr>
-        <w:t>Wireframe - Student Registration Page (register.html)</w:t>
+        <w:t>Wireframe - User Login Page (login.html)</w:t>
       </w:r>
     </w:p>
     <w:tbl>
@@ -678,7 +700,7 @@
                     <a:graphicData uri="http://schemas.openxmlformats.org/drawingml/2006/picture">
                       <pic:pic>
                         <pic:nvPicPr>
-                          <pic:cNvPr id="0" name="03_register_wireframe.png"/>
+                          <pic:cNvPr id="0" name="04_login_wireframe.png"/>
                           <pic:cNvPicPr/>
                         </pic:nvPicPr>
                         <pic:blipFill>
@@ -716,8 +738,9 @@
           <w:i/>
           <w:color w:val="64748B"/>
           <w:sz w:val="19"/>
+          <w:u w:val="none"/>
         </w:rPr>
-        <w:t>Figure: Low-Fidelity Wireframe Blueprint for Student Registration Page</w:t>
+        <w:t>Figure: Low-Fidelity Wireframe Blueprint for User Login Page</w:t>
       </w:r>
     </w:p>
     <w:p>
@@ -733,8 +756,9 @@
           <w:i w:val="0"/>
           <w:color w:val="475569"/>
           <w:sz w:val="26"/>
+          <w:u w:val="none"/>
         </w:rPr>
-        <w:t>Wireframe - User Login Page (login.html)</w:t>
+        <w:t>Wireframe - Student Dashboard Page (dashboard.html)</w:t>
       </w:r>
     </w:p>
     <w:tbl>
@@ -774,7 +798,7 @@
                     <a:graphicData uri="http://schemas.openxmlformats.org/drawingml/2006/picture">
                       <pic:pic>
                         <pic:nvPicPr>
-                          <pic:cNvPr id="0" name="04_login_wireframe.png"/>
+                          <pic:cNvPr id="0" name="05_dashboard_wireframe.png"/>
                           <pic:cNvPicPr/>
                         </pic:nvPicPr>
                         <pic:blipFill>
@@ -812,8 +836,9 @@
           <w:i/>
           <w:color w:val="64748B"/>
           <w:sz w:val="19"/>
+          <w:u w:val="none"/>
         </w:rPr>
-        <w:t>Figure: Low-Fidelity Wireframe Blueprint for User Login Page</w:t>
+        <w:t>Figure: Low-Fidelity Wireframe Blueprint for Student Dashboard Page</w:t>
       </w:r>
     </w:p>
     <w:p>
@@ -829,8 +854,9 @@
           <w:i w:val="0"/>
           <w:color w:val="475569"/>
           <w:sz w:val="26"/>
+          <w:u w:val="none"/>
         </w:rPr>
-        <w:t>Wireframe - Student Dashboard Page (dashboard.html)</w:t>
+        <w:t>Wireframe - Campus Events Page (events.html)</w:t>
       </w:r>
     </w:p>
     <w:tbl>
@@ -870,7 +896,7 @@
                     <a:graphicData uri="http://schemas.openxmlformats.org/drawingml/2006/picture">
                       <pic:pic>
                         <pic:nvPicPr>
-                          <pic:cNvPr id="0" name="05_dashboard_wireframe.png"/>
+                          <pic:cNvPr id="0" name="06_events_wireframe.png"/>
                           <pic:cNvPicPr/>
                         </pic:nvPicPr>
                         <pic:blipFill>
@@ -908,8 +934,9 @@
           <w:i/>
           <w:color w:val="64748B"/>
           <w:sz w:val="19"/>
+          <w:u w:val="none"/>
         </w:rPr>
-        <w:t>Figure: Low-Fidelity Wireframe Blueprint for Student Dashboard Page</w:t>
+        <w:t>Figure: Low-Fidelity Wireframe Blueprint for Campus Events Page</w:t>
       </w:r>
     </w:p>
     <w:p>
@@ -925,8 +952,9 @@
           <w:i w:val="0"/>
           <w:color w:val="475569"/>
           <w:sz w:val="26"/>
+          <w:u w:val="none"/>
         </w:rPr>
-        <w:t>Wireframe - Campus Events Page (events.html)</w:t>
+        <w:t>Wireframe - Student Profile Page (profile.html)</w:t>
       </w:r>
     </w:p>
     <w:tbl>
@@ -966,7 +994,7 @@
                     <a:graphicData uri="http://schemas.openxmlformats.org/drawingml/2006/picture">
                       <pic:pic>
                         <pic:nvPicPr>
-                          <pic:cNvPr id="0" name="06_events_wireframe.png"/>
+                          <pic:cNvPr id="0" name="07_profile_wireframe.png"/>
                           <pic:cNvPicPr/>
                         </pic:nvPicPr>
                         <pic:blipFill>
@@ -1004,8 +1032,9 @@
           <w:i/>
           <w:color w:val="64748B"/>
           <w:sz w:val="19"/>
+          <w:u w:val="none"/>
         </w:rPr>
-        <w:t>Figure: Low-Fidelity Wireframe Blueprint for Campus Events Page</w:t>
+        <w:t>Figure: Low-Fidelity Wireframe Blueprint for Student Profile Page</w:t>
       </w:r>
     </w:p>
     <w:p>
@@ -1021,8 +1050,9 @@
           <w:i w:val="0"/>
           <w:color w:val="475569"/>
           <w:sz w:val="26"/>
+          <w:u w:val="none"/>
         </w:rPr>
-        <w:t>Wireframe - Student Profile Page (profile.html)</w:t>
+        <w:t>Wireframe - Contact Support Page (contact.html)</w:t>
       </w:r>
     </w:p>
     <w:tbl>
@@ -1062,7 +1092,7 @@
                     <a:graphicData uri="http://schemas.openxmlformats.org/drawingml/2006/picture">
                       <pic:pic>
                         <pic:nvPicPr>
-                          <pic:cNvPr id="0" name="07_profile_wireframe.png"/>
+                          <pic:cNvPr id="0" name="08_contact_wireframe.png"/>
                           <pic:cNvPicPr/>
                         </pic:nvPicPr>
                         <pic:blipFill>
@@ -1100,8 +1130,9 @@
           <w:i/>
           <w:color w:val="64748B"/>
           <w:sz w:val="19"/>
+          <w:u w:val="none"/>
         </w:rPr>
-        <w:t>Figure: Low-Fidelity Wireframe Blueprint for Student Profile Page</w:t>
+        <w:t>Figure: Low-Fidelity Wireframe Blueprint for Contact Support Page</w:t>
       </w:r>
     </w:p>
     <w:p>
@@ -1117,8 +1148,9 @@
           <w:i w:val="0"/>
           <w:color w:val="475569"/>
           <w:sz w:val="26"/>
+          <w:u w:val="none"/>
         </w:rPr>
-        <w:t>Wireframe - Contact Support Page (contact.html)</w:t>
+        <w:t>Wireframe - Admin Portal Page (admin.html)</w:t>
       </w:r>
     </w:p>
     <w:tbl>
@@ -1158,7 +1190,7 @@
                     <a:graphicData uri="http://schemas.openxmlformats.org/drawingml/2006/picture">
                       <pic:pic>
                         <pic:nvPicPr>
-                          <pic:cNvPr id="0" name="08_contact_wireframe.png"/>
+                          <pic:cNvPr id="0" name="09_admin_wireframe.png"/>
                           <pic:cNvPicPr/>
                         </pic:nvPicPr>
                         <pic:blipFill>
@@ -1196,8 +1228,9 @@
           <w:i/>
           <w:color w:val="64748B"/>
           <w:sz w:val="19"/>
+          <w:u w:val="none"/>
         </w:rPr>
-        <w:t>Figure: Low-Fidelity Wireframe Blueprint for Contact Support Page</w:t>
+        <w:t>Figure: Low-Fidelity Wireframe Blueprint for Admin Portal Page</w:t>
       </w:r>
     </w:p>
     <w:p>
@@ -1213,8 +1246,9 @@
           <w:i w:val="0"/>
           <w:color w:val="475569"/>
           <w:sz w:val="26"/>
+          <w:u w:val="none"/>
         </w:rPr>
-        <w:t>Wireframe - Admin Portal Page (admin.html)</w:t>
+        <w:t>Wireframe - FAQ Page (faq.html)</w:t>
       </w:r>
     </w:p>
     <w:tbl>
@@ -1254,7 +1288,7 @@
                     <a:graphicData uri="http://schemas.openxmlformats.org/drawingml/2006/picture">
                       <pic:pic>
                         <pic:nvPicPr>
-                          <pic:cNvPr id="0" name="09_admin_wireframe.png"/>
+                          <pic:cNvPr id="0" name="10_faq_wireframe.png"/>
                           <pic:cNvPicPr/>
                         </pic:nvPicPr>
                         <pic:blipFill>
@@ -1292,8 +1326,9 @@
           <w:i/>
           <w:color w:val="64748B"/>
           <w:sz w:val="19"/>
+          <w:u w:val="none"/>
         </w:rPr>
-        <w:t>Figure: Low-Fidelity Wireframe Blueprint for Admin Portal Page</w:t>
+        <w:t>Figure: Low-Fidelity Wireframe Blueprint for FAQ Page</w:t>
       </w:r>
     </w:p>
     <w:p>
@@ -1309,8 +1344,9 @@
           <w:i w:val="0"/>
           <w:color w:val="475569"/>
           <w:sz w:val="26"/>
+          <w:u w:val="none"/>
         </w:rPr>
-        <w:t>Wireframe - FAQ Page (faq.html)</w:t>
+        <w:t>Wireframe - Feedback Survey Page (feedback.html)</w:t>
       </w:r>
     </w:p>
     <w:tbl>
@@ -1350,7 +1386,7 @@
                     <a:graphicData uri="http://schemas.openxmlformats.org/drawingml/2006/picture">
                       <pic:pic>
                         <pic:nvPicPr>
-                          <pic:cNvPr id="0" name="10_faq_wireframe.png"/>
+                          <pic:cNvPr id="0" name="11_feedback_wireframe.png"/>
                           <pic:cNvPicPr/>
                         </pic:nvPicPr>
                         <pic:blipFill>
@@ -1388,102 +1424,7 @@
           <w:i/>
           <w:color w:val="64748B"/>
           <w:sz w:val="19"/>
-        </w:rPr>
-        <w:t>Figure: Low-Fidelity Wireframe Blueprint for FAQ Page</w:t>
-      </w:r>
-    </w:p>
-    <w:p>
-      <w:pPr>
-        <w:pStyle w:val="Heading2"/>
-        <w:keepNext/>
-        <w:spacing w:before="240" w:after="120"/>
-      </w:pPr>
-      <w:r>
-        <w:rPr>
-          <w:rFonts w:ascii="Calibri Light" w:hAnsi="Calibri Light"/>
-          <w:b/>
-          <w:i w:val="0"/>
-          <w:color w:val="475569"/>
-          <w:sz w:val="26"/>
-        </w:rPr>
-        <w:t>Wireframe - Feedback Survey Page (feedback.html)</w:t>
-      </w:r>
-    </w:p>
-    <w:tbl>
-      <w:tblPr>
-        <w:tblW w:type="auto" w:w="0"/>
-        <w:jc w:val="center"/>
-        <w:tblLook w:firstColumn="1" w:firstRow="1" w:lastColumn="0" w:lastRow="0" w:noHBand="0" w:noVBand="1" w:val="04A0"/>
-      </w:tblPr>
-      <w:tblGrid>
-        <w:gridCol w:w="9360"/>
-      </w:tblGrid>
-      <w:tr>
-        <w:tc>
-          <w:tcPr>
-            <w:tcW w:type="dxa" w:w="9360"/>
-            <w:tcBorders>
-              <w:top w:val="single" w:sz="4" w:space="0" w:color="F1F5F9"/>
-              <w:left w:val="single" w:sz="4" w:space="0" w:color="F1F5F9"/>
-              <w:bottom w:val="single" w:sz="4" w:space="0" w:color="F1F5F9"/>
-              <w:right w:val="single" w:sz="4" w:space="0" w:color="F1F5F9"/>
-            </w:tcBorders>
-          </w:tcPr>
-          <w:p>
-            <w:pPr>
-              <w:spacing w:before="160" w:after="160"/>
-              <w:jc w:val="center"/>
-            </w:pPr>
-            <w:r>
-              <w:drawing>
-                <wp:inline xmlns:a="http://schemas.openxmlformats.org/drawingml/2006/main" xmlns:pic="http://schemas.openxmlformats.org/drawingml/2006/picture">
-                  <wp:extent cx="5303520" cy="7292340"/>
-                  <wp:docPr id="15" name="Picture 15"/>
-                  <wp:cNvGraphicFramePr>
-                    <a:graphicFrameLocks noChangeAspect="1"/>
-                  </wp:cNvGraphicFramePr>
-                  <a:graphic>
-                    <a:graphicData uri="http://schemas.openxmlformats.org/drawingml/2006/picture">
-                      <pic:pic>
-                        <pic:nvPicPr>
-                          <pic:cNvPr id="0" name="11_feedback_wireframe.png"/>
-                          <pic:cNvPicPr/>
-                        </pic:nvPicPr>
-                        <pic:blipFill>
-                          <a:blip r:embed="rId25"/>
-                          <a:stretch>
-                            <a:fillRect/>
-                          </a:stretch>
-                        </pic:blipFill>
-                        <pic:spPr>
-                          <a:xfrm>
-                            <a:off x="0" y="0"/>
-                            <a:ext cx="5303520" cy="7292340"/>
-                          </a:xfrm>
-                          <a:prstGeom prst="rect"/>
-                        </pic:spPr>
-                      </pic:pic>
-                    </a:graphicData>
-                  </a:graphic>
-                </wp:inline>
-              </w:drawing>
-            </w:r>
-          </w:p>
-        </w:tc>
-      </w:tr>
-    </w:tbl>
-    <w:p>
-      <w:pPr>
-        <w:spacing w:before="80" w:after="240"/>
-        <w:jc w:val="center"/>
-      </w:pPr>
-      <w:r>
-        <w:rPr>
-          <w:rFonts w:ascii="Calibri" w:hAnsi="Calibri"/>
-          <w:b w:val="0"/>
-          <w:i/>
-          <w:color w:val="64748B"/>
-          <w:sz w:val="19"/>
+          <w:u w:val="none"/>
         </w:rPr>
         <w:t>Figure: Low-Fidelity Wireframe Blueprint for Feedback Survey Page</w:t>
       </w:r>
@@ -1506,8 +1447,10 @@
     <w:pPr>
       <w:pStyle w:val="Footer"/>
       <w:tabs>
-        <w:tab w:pos="9360" w:val="right"/>
+        <w:tab w:pos="1440" w:val="left"/>
+        <w:tab w:pos="10800" w:val="right"/>
       </w:tabs>
+      <w:ind w:left="-1440" w:right="-1440"/>
       <w:pBdr>
         <w:top w:val="single" w:sz="6" w:space="4" w:color="CBD5E1"/>
       </w:pBdr>
@@ -1518,8 +1461,10 @@
         <w:b w:val="0"/>
         <w:i w:val="0"/>
         <w:color w:val="64748B"/>
-        <w:sz w:val="17"/>
-      </w:rPr>
+        <w:sz w:val="21"/>
+        <w:u w:val="none"/>
+      </w:rPr>
+      <w:tab/>
       <w:t>DEPSTAR CSE</w:t>
       <w:tab/>
     </w:r>
@@ -1529,7 +1474,8 @@
         <w:b w:val="0"/>
         <w:i w:val="0"/>
         <w:color w:val="64748B"/>
-        <w:sz w:val="17"/>
+        <w:sz w:val="21"/>
+        <w:u w:val="none"/>
       </w:rPr>
       <w:t xml:space="preserve">PAGE NO. </w:t>
       <w:fldChar w:fldCharType="begin"/>
@@ -1547,8 +1493,10 @@
     <w:pPr>
       <w:pStyle w:val="Header"/>
       <w:tabs>
-        <w:tab w:pos="9360" w:val="right"/>
+        <w:tab w:pos="1440" w:val="left"/>
+        <w:tab w:pos="10800" w:val="right"/>
       </w:tabs>
+      <w:ind w:left="-1440" w:right="-1440"/>
       <w:pBdr>
         <w:bottom w:val="single" w:sz="6" w:space="4" w:color="CBD5E1"/>
       </w:pBdr>
@@ -1559,8 +1507,10 @@
         <w:b w:val="0"/>
         <w:i w:val="0"/>
         <w:color w:val="64748B"/>
-        <w:sz w:val="17"/>
-      </w:rPr>
+        <w:sz w:val="21"/>
+        <w:u w:val="none"/>
+      </w:rPr>
+      <w:tab/>
       <w:t>ITUE203- WEB DEVELOPMENT FRAMEWORKS</w:t>
       <w:tab/>
       <w:t>25DCS058</w:t>
